--- a/ai/model/tests/Huda Rasyad Wicaksono_Universitas Pembangunan Nasional Veteran Jakarta_PKM-KC.docx
+++ b/ai/model/tests/Huda Rasyad Wicaksono_Universitas Pembangunan Nasional Veteran Jakarta_PKM-KC.docx
@@ -56,6 +56,7 @@
             <w:tabs>
               <w:tab w:val="right" w:leader="dot" w:pos="7927"/>
             </w:tabs>
+            <w:spacing w:line="276" w:lineRule="auto"/>
             <w:jc w:val="both"/>
             <w:rPr>
               <w:rFonts w:ascii="Times New Roman" w:hAnsi="Times New Roman"/>
@@ -178,6 +179,7 @@
             <w:tabs>
               <w:tab w:val="right" w:leader="dot" w:pos="7927"/>
             </w:tabs>
+            <w:spacing w:line="276" w:lineRule="auto"/>
             <w:jc w:val="both"/>
             <w:rPr>
               <w:rFonts w:ascii="Times New Roman" w:hAnsi="Times New Roman"/>
@@ -276,6 +278,7 @@
             <w:tabs>
               <w:tab w:val="right" w:leader="dot" w:pos="7927"/>
             </w:tabs>
+            <w:spacing w:line="276" w:lineRule="auto"/>
             <w:jc w:val="both"/>
             <w:rPr>
               <w:rFonts w:ascii="Times New Roman" w:hAnsi="Times New Roman"/>
@@ -374,6 +377,7 @@
             <w:tabs>
               <w:tab w:val="right" w:leader="dot" w:pos="7927"/>
             </w:tabs>
+            <w:spacing w:line="276" w:lineRule="auto"/>
             <w:jc w:val="both"/>
             <w:rPr>
               <w:rFonts w:ascii="Times New Roman" w:hAnsi="Times New Roman"/>
@@ -472,6 +476,7 @@
             <w:tabs>
               <w:tab w:val="right" w:leader="dot" w:pos="7927"/>
             </w:tabs>
+            <w:spacing w:line="276" w:lineRule="auto"/>
             <w:jc w:val="both"/>
             <w:rPr>
               <w:rFonts w:ascii="Times New Roman" w:hAnsi="Times New Roman"/>
@@ -570,6 +575,7 @@
             <w:tabs>
               <w:tab w:val="right" w:leader="dot" w:pos="7927"/>
             </w:tabs>
+            <w:spacing w:line="276" w:lineRule="auto"/>
             <w:jc w:val="both"/>
             <w:rPr>
               <w:rFonts w:ascii="Times New Roman" w:hAnsi="Times New Roman"/>
@@ -668,6 +674,7 @@
             <w:tabs>
               <w:tab w:val="right" w:leader="dot" w:pos="7927"/>
             </w:tabs>
+            <w:spacing w:line="276" w:lineRule="auto"/>
             <w:jc w:val="both"/>
             <w:rPr>
               <w:rFonts w:ascii="Times New Roman" w:hAnsi="Times New Roman"/>
@@ -766,6 +773,7 @@
             <w:tabs>
               <w:tab w:val="right" w:leader="dot" w:pos="7927"/>
             </w:tabs>
+            <w:spacing w:line="276" w:lineRule="auto"/>
             <w:jc w:val="both"/>
             <w:rPr>
               <w:rFonts w:ascii="Times New Roman" w:hAnsi="Times New Roman"/>
@@ -864,6 +872,7 @@
             <w:tabs>
               <w:tab w:val="right" w:leader="dot" w:pos="7927"/>
             </w:tabs>
+            <w:spacing w:line="276" w:lineRule="auto"/>
             <w:jc w:val="both"/>
             <w:rPr>
               <w:rFonts w:ascii="Times New Roman" w:hAnsi="Times New Roman"/>
@@ -962,6 +971,7 @@
             <w:tabs>
               <w:tab w:val="right" w:leader="dot" w:pos="7927"/>
             </w:tabs>
+            <w:spacing w:line="276" w:lineRule="auto"/>
             <w:jc w:val="both"/>
             <w:rPr>
               <w:rFonts w:ascii="Times New Roman" w:hAnsi="Times New Roman"/>
@@ -1060,6 +1070,7 @@
             <w:tabs>
               <w:tab w:val="right" w:leader="dot" w:pos="7927"/>
             </w:tabs>
+            <w:spacing w:line="276" w:lineRule="auto"/>
             <w:jc w:val="both"/>
             <w:rPr>
               <w:rFonts w:ascii="Times New Roman" w:hAnsi="Times New Roman"/>
@@ -1158,6 +1169,7 @@
             <w:tabs>
               <w:tab w:val="right" w:leader="dot" w:pos="7927"/>
             </w:tabs>
+            <w:spacing w:line="276" w:lineRule="auto"/>
             <w:jc w:val="both"/>
             <w:rPr>
               <w:rFonts w:ascii="Times New Roman" w:hAnsi="Times New Roman"/>
@@ -1256,6 +1268,7 @@
             <w:tabs>
               <w:tab w:val="right" w:leader="dot" w:pos="7927"/>
             </w:tabs>
+            <w:spacing w:line="276" w:lineRule="auto"/>
             <w:jc w:val="both"/>
             <w:rPr>
               <w:rFonts w:ascii="Times New Roman" w:hAnsi="Times New Roman"/>
@@ -1354,6 +1367,7 @@
             <w:tabs>
               <w:tab w:val="right" w:leader="dot" w:pos="7927"/>
             </w:tabs>
+            <w:spacing w:line="276" w:lineRule="auto"/>
             <w:jc w:val="both"/>
             <w:rPr>
               <w:rFonts w:ascii="Times New Roman" w:hAnsi="Times New Roman"/>
@@ -1474,6 +1488,7 @@
             <w:tabs>
               <w:tab w:val="right" w:leader="dot" w:pos="7927"/>
             </w:tabs>
+            <w:spacing w:line="276" w:lineRule="auto"/>
             <w:jc w:val="both"/>
             <w:rPr>
               <w:rFonts w:ascii="Times New Roman" w:hAnsi="Times New Roman"/>
@@ -1594,6 +1609,7 @@
             <w:tabs>
               <w:tab w:val="right" w:leader="dot" w:pos="7927"/>
             </w:tabs>
+            <w:spacing w:line="276" w:lineRule="auto"/>
             <w:jc w:val="both"/>
             <w:rPr>
               <w:rFonts w:ascii="Times New Roman" w:hAnsi="Times New Roman"/>
@@ -1726,6 +1742,7 @@
             <w:tabs>
               <w:tab w:val="right" w:leader="dot" w:pos="7927"/>
             </w:tabs>
+            <w:spacing w:line="276" w:lineRule="auto"/>
             <w:jc w:val="both"/>
             <w:rPr>
               <w:rFonts w:ascii="Times New Roman" w:hAnsi="Times New Roman"/>
@@ -1858,6 +1875,7 @@
             <w:tabs>
               <w:tab w:val="right" w:leader="dot" w:pos="7927"/>
             </w:tabs>
+            <w:spacing w:line="276" w:lineRule="auto"/>
             <w:jc w:val="both"/>
             <w:rPr>
               <w:rFonts w:ascii="Times New Roman" w:hAnsi="Times New Roman"/>
@@ -1966,6 +1984,7 @@
             <w:tabs>
               <w:tab w:val="right" w:leader="dot" w:pos="7927"/>
             </w:tabs>
+            <w:spacing w:line="276" w:lineRule="auto"/>
             <w:jc w:val="both"/>
             <w:rPr>
               <w:rFonts w:ascii="Times New Roman" w:hAnsi="Times New Roman"/>
@@ -2064,6 +2083,7 @@
             <w:tabs>
               <w:tab w:val="right" w:leader="dot" w:pos="7927"/>
             </w:tabs>
+            <w:spacing w:line="276" w:lineRule="auto"/>
             <w:jc w:val="both"/>
             <w:rPr>
               <w:rFonts w:ascii="Times New Roman" w:hAnsi="Times New Roman"/>
@@ -2162,6 +2182,7 @@
             <w:tabs>
               <w:tab w:val="right" w:leader="dot" w:pos="7927"/>
             </w:tabs>
+            <w:spacing w:line="276" w:lineRule="auto"/>
             <w:jc w:val="both"/>
             <w:rPr>
               <w:rFonts w:ascii="Times New Roman" w:hAnsi="Times New Roman"/>
@@ -2260,6 +2281,7 @@
             <w:tabs>
               <w:tab w:val="right" w:leader="dot" w:pos="7927"/>
             </w:tabs>
+            <w:spacing w:line="276" w:lineRule="auto"/>
             <w:jc w:val="both"/>
             <w:rPr>
               <w:rFonts w:ascii="Times New Roman" w:hAnsi="Times New Roman"/>
@@ -2358,6 +2380,7 @@
             <w:tabs>
               <w:tab w:val="right" w:leader="dot" w:pos="7927"/>
             </w:tabs>
+            <w:spacing w:line="276" w:lineRule="auto"/>
             <w:jc w:val="both"/>
             <w:rPr>
               <w:rFonts w:ascii="Times New Roman" w:hAnsi="Times New Roman"/>
@@ -2456,6 +2479,7 @@
             <w:tabs>
               <w:tab w:val="right" w:leader="dot" w:pos="7927"/>
             </w:tabs>
+            <w:spacing w:line="276" w:lineRule="auto"/>
             <w:jc w:val="both"/>
             <w:rPr>
               <w:rFonts w:ascii="Times New Roman" w:hAnsi="Times New Roman"/>
@@ -2554,6 +2578,7 @@
             <w:tabs>
               <w:tab w:val="right" w:leader="dot" w:pos="7927"/>
             </w:tabs>
+            <w:spacing w:line="276" w:lineRule="auto"/>
             <w:jc w:val="both"/>
             <w:rPr>
               <w:rFonts w:ascii="Times New Roman" w:hAnsi="Times New Roman"/>
@@ -2652,6 +2677,7 @@
             <w:tabs>
               <w:tab w:val="right" w:leader="dot" w:pos="7927"/>
             </w:tabs>
+            <w:spacing w:line="276" w:lineRule="auto"/>
             <w:jc w:val="both"/>
             <w:rPr>
               <w:rFonts w:ascii="Times New Roman" w:hAnsi="Times New Roman"/>
@@ -2750,6 +2776,7 @@
             <w:tabs>
               <w:tab w:val="right" w:leader="dot" w:pos="7927"/>
             </w:tabs>
+            <w:spacing w:line="276" w:lineRule="auto"/>
             <w:jc w:val="both"/>
             <w:rPr>
               <w:rFonts w:ascii="Times New Roman" w:hAnsi="Times New Roman"/>
@@ -2848,6 +2875,7 @@
             <w:tabs>
               <w:tab w:val="right" w:leader="dot" w:pos="7927"/>
             </w:tabs>
+            <w:spacing w:line="276" w:lineRule="auto"/>
             <w:jc w:val="both"/>
             <w:rPr>
               <w:rFonts w:ascii="Times New Roman" w:hAnsi="Times New Roman"/>
@@ -2946,6 +2974,7 @@
             <w:tabs>
               <w:tab w:val="right" w:leader="dot" w:pos="7927"/>
             </w:tabs>
+            <w:spacing w:line="276" w:lineRule="auto"/>
             <w:jc w:val="both"/>
             <w:rPr>
               <w:rFonts w:ascii="Times New Roman" w:hAnsi="Times New Roman"/>
@@ -4161,41 +4190,24 @@
     <w:p>
       <w:pPr>
         <w:pStyle w:val="Judul1"/>
-        <w:rPr>
-          <w:rFonts w:cs="Times New Roman"/>
-          <w:szCs w:val="24"/>
-        </w:rPr>
-      </w:pPr>
-      <w:bookmarkStart w:id="4" w:name="_Toc229820714"/>
-      <w:r>
-        <w:rPr>
-          <w:rFonts w:cs="Times New Roman"/>
-          <w:szCs w:val="24"/>
-        </w:rPr>
+      </w:pPr>
+      <w:bookmarkStart w:id="4" w:name="_Toc229820715"/>
+      <w:r>
         <w:lastRenderedPageBreak/>
         <w:t>BAB 1. PENDAHULUAN</w:t>
       </w:r>
-      <w:bookmarkEnd w:id="4"/>
-      <w:r>
-        <w:rPr>
-          <w:rFonts w:cs="Times New Roman"/>
-          <w:szCs w:val="24"/>
-        </w:rPr>
-        <w:t xml:space="preserve"> </w:t>
-      </w:r>
     </w:p>
     <w:p>
       <w:pPr>
         <w:pStyle w:val="Judul2"/>
       </w:pPr>
-      <w:bookmarkStart w:id="5" w:name="_Toc229820715"/>
       <w:r>
         <w:t xml:space="preserve">1.1 Latar </w:t>
       </w:r>
       <w:r>
         <w:t>Belakang</w:t>
       </w:r>
-      <w:bookmarkEnd w:id="5"/>
+      <w:bookmarkEnd w:id="4"/>
       <w:r>
         <w:t xml:space="preserve"> </w:t>
       </w:r>
@@ -4516,11 +4528,11 @@
       <w:pPr>
         <w:pStyle w:val="Judul2"/>
       </w:pPr>
-      <w:bookmarkStart w:id="6" w:name="_Toc229820716"/>
+      <w:bookmarkStart w:id="5" w:name="_Toc229820716"/>
       <w:r>
         <w:t>1.2 Rumusan Masalah</w:t>
       </w:r>
-      <w:bookmarkEnd w:id="6"/>
+      <w:bookmarkEnd w:id="5"/>
       <w:r>
         <w:t xml:space="preserve"> </w:t>
       </w:r>
@@ -4592,11 +4604,11 @@
       <w:pPr>
         <w:pStyle w:val="Judul2"/>
       </w:pPr>
-      <w:bookmarkStart w:id="7" w:name="_Toc229820717"/>
+      <w:bookmarkStart w:id="6" w:name="_Toc229820717"/>
       <w:r>
         <w:t>1.3 Tujuan Program</w:t>
       </w:r>
-      <w:bookmarkEnd w:id="7"/>
+      <w:bookmarkEnd w:id="6"/>
       <w:r>
         <w:t xml:space="preserve">  </w:t>
       </w:r>
@@ -4670,11 +4682,11 @@
       <w:pPr>
         <w:pStyle w:val="Judul2"/>
       </w:pPr>
-      <w:bookmarkStart w:id="8" w:name="_Toc229820718"/>
+      <w:bookmarkStart w:id="7" w:name="_Toc229820718"/>
       <w:r>
         <w:t>1.4 Manfaat Kegiatan</w:t>
       </w:r>
-      <w:bookmarkEnd w:id="8"/>
+      <w:bookmarkEnd w:id="7"/>
       <w:r>
         <w:t xml:space="preserve"> </w:t>
       </w:r>
@@ -4924,11 +4936,11 @@
       <w:pPr>
         <w:pStyle w:val="Judul2"/>
       </w:pPr>
-      <w:bookmarkStart w:id="9" w:name="_Toc229820719"/>
+      <w:bookmarkStart w:id="8" w:name="_Toc229820719"/>
       <w:r>
         <w:t>1.5 Luaran yang Diharapkan</w:t>
       </w:r>
-      <w:bookmarkEnd w:id="9"/>
+      <w:bookmarkEnd w:id="8"/>
       <w:r>
         <w:t xml:space="preserve"> </w:t>
       </w:r>
@@ -5058,7 +5070,7 @@
           <w:szCs w:val="24"/>
         </w:rPr>
       </w:pPr>
-      <w:bookmarkStart w:id="10" w:name="_Toc229820720"/>
+      <w:bookmarkStart w:id="9" w:name="_Toc229820720"/>
       <w:r>
         <w:rPr>
           <w:rFonts w:cs="Times New Roman"/>
@@ -5066,7 +5078,7 @@
         </w:rPr>
         <w:t>BAB 2. TINJAUAN PUSTAKA</w:t>
       </w:r>
-      <w:bookmarkEnd w:id="10"/>
+      <w:bookmarkEnd w:id="9"/>
       <w:r>
         <w:rPr>
           <w:rFonts w:cs="Times New Roman"/>
@@ -5079,11 +5091,11 @@
       <w:pPr>
         <w:pStyle w:val="Judul2"/>
       </w:pPr>
-      <w:bookmarkStart w:id="11" w:name="_Toc229820721"/>
+      <w:bookmarkStart w:id="10" w:name="_Toc229820721"/>
       <w:r>
         <w:t>2.1 Berbicara di Depan Umum</w:t>
       </w:r>
-      <w:bookmarkEnd w:id="11"/>
+      <w:bookmarkEnd w:id="10"/>
       <w:r>
         <w:t xml:space="preserve"> </w:t>
       </w:r>
@@ -5123,11 +5135,11 @@
       <w:pPr>
         <w:pStyle w:val="Judul2"/>
       </w:pPr>
-      <w:bookmarkStart w:id="12" w:name="_Toc229820722"/>
+      <w:bookmarkStart w:id="11" w:name="_Toc229820722"/>
       <w:r>
         <w:t>2.2 Glossophobia</w:t>
       </w:r>
-      <w:bookmarkEnd w:id="12"/>
+      <w:bookmarkEnd w:id="11"/>
       <w:r>
         <w:t xml:space="preserve"> </w:t>
       </w:r>
@@ -5256,7 +5268,7 @@
           <w:iCs/>
         </w:rPr>
       </w:pPr>
-      <w:bookmarkStart w:id="13" w:name="_Toc229820723"/>
+      <w:bookmarkStart w:id="12" w:name="_Toc229820723"/>
       <w:r>
         <w:t xml:space="preserve">2.3 </w:t>
       </w:r>
@@ -5270,7 +5282,7 @@
       <w:r>
         <w:t>Playing</w:t>
       </w:r>
-      <w:bookmarkEnd w:id="13"/>
+      <w:bookmarkEnd w:id="12"/>
       <w:r>
         <w:rPr>
           <w:i/>
@@ -5339,11 +5351,11 @@
       <w:pPr>
         <w:pStyle w:val="Judul2"/>
       </w:pPr>
-      <w:bookmarkStart w:id="14" w:name="_Toc229820724"/>
+      <w:bookmarkStart w:id="13" w:name="_Toc229820724"/>
       <w:r>
         <w:t>2.4 Automatic Speech Recognition</w:t>
       </w:r>
-      <w:bookmarkEnd w:id="14"/>
+      <w:bookmarkEnd w:id="13"/>
       <w:r>
         <w:t xml:space="preserve"> </w:t>
       </w:r>
@@ -5392,11 +5404,11 @@
       <w:pPr>
         <w:pStyle w:val="Judul2"/>
       </w:pPr>
-      <w:bookmarkStart w:id="15" w:name="_Toc229820725"/>
+      <w:bookmarkStart w:id="14" w:name="_Toc229820725"/>
       <w:r>
         <w:t>2.5 Filler Word Detection</w:t>
       </w:r>
-      <w:bookmarkEnd w:id="15"/>
+      <w:bookmarkEnd w:id="14"/>
       <w:r>
         <w:t xml:space="preserve"> </w:t>
       </w:r>
@@ -5461,11 +5473,11 @@
       <w:pPr>
         <w:pStyle w:val="Judul2"/>
       </w:pPr>
-      <w:bookmarkStart w:id="16" w:name="_Toc229820726"/>
+      <w:bookmarkStart w:id="15" w:name="_Toc229820726"/>
       <w:r>
         <w:t>2.6 Large Language Model</w:t>
       </w:r>
-      <w:bookmarkEnd w:id="16"/>
+      <w:bookmarkEnd w:id="15"/>
       <w:r>
         <w:t xml:space="preserve"> </w:t>
       </w:r>
@@ -5546,11 +5558,11 @@
       <w:pPr>
         <w:pStyle w:val="Judul2"/>
       </w:pPr>
-      <w:bookmarkStart w:id="17" w:name="_Toc229820727"/>
+      <w:bookmarkStart w:id="16" w:name="_Toc229820727"/>
       <w:r>
         <w:t>2.7 Wicara</w:t>
       </w:r>
-      <w:bookmarkEnd w:id="17"/>
+      <w:bookmarkEnd w:id="16"/>
       <w:r>
         <w:t xml:space="preserve"> </w:t>
       </w:r>
@@ -6081,7 +6093,7 @@
           <w:szCs w:val="24"/>
         </w:rPr>
       </w:pPr>
-      <w:bookmarkStart w:id="18" w:name="_Toc229820728"/>
+      <w:bookmarkStart w:id="17" w:name="_Toc229820728"/>
       <w:r>
         <w:rPr>
           <w:rFonts w:cs="Times New Roman"/>
@@ -6089,7 +6101,7 @@
         </w:rPr>
         <w:t>BAB 3. TAHAP PELAKSANAAN</w:t>
       </w:r>
-      <w:bookmarkEnd w:id="18"/>
+      <w:bookmarkEnd w:id="17"/>
       <w:r>
         <w:rPr>
           <w:rFonts w:cs="Times New Roman"/>
@@ -6331,7 +6343,7 @@
           <w:i/>
         </w:rPr>
       </w:pPr>
-      <w:bookmarkStart w:id="19" w:name="_Toc229820775"/>
+      <w:bookmarkStart w:id="18" w:name="_Toc229820775"/>
       <w:r>
         <w:t xml:space="preserve">Gambar 3. 1 Model </w:t>
       </w:r>
@@ -6341,7 +6353,7 @@
         </w:rPr>
         <w:t>Waterfall</w:t>
       </w:r>
-      <w:bookmarkEnd w:id="19"/>
+      <w:bookmarkEnd w:id="18"/>
       <w:r>
         <w:rPr>
           <w:i/>
@@ -6844,25 +6856,28 @@
     <w:p>
       <w:pPr>
         <w:pStyle w:val="Judul1"/>
+        <w:spacing w:line="600" w:lineRule="auto"/>
         <w:rPr>
           <w:rFonts w:cs="Times New Roman"/>
           <w:szCs w:val="24"/>
         </w:rPr>
       </w:pPr>
-      <w:bookmarkStart w:id="20" w:name="_Toc229820729"/>
+      <w:bookmarkStart w:id="19" w:name="_Toc229820729"/>
       <w:r>
         <w:rPr>
           <w:rFonts w:cs="Times New Roman"/>
-          <w:szCs w:val="24"/>
+          <w:sz w:val="28"/>
+          <w:szCs w:val="28"/>
         </w:rPr>
         <w:lastRenderedPageBreak/>
         <w:t>BAB 4. BIAYA DAN JADWAL KEGIATAN</w:t>
       </w:r>
-      <w:bookmarkEnd w:id="20"/>
+      <w:bookmarkEnd w:id="19"/>
       <w:r>
         <w:rPr>
           <w:rFonts w:cs="Times New Roman"/>
-          <w:szCs w:val="24"/>
+          <w:sz w:val="28"/>
+          <w:szCs w:val="28"/>
         </w:rPr>
         <w:t xml:space="preserve"> </w:t>
       </w:r>
@@ -6870,13 +6885,29 @@
     <w:p>
       <w:pPr>
         <w:pStyle w:val="Judul2"/>
-      </w:pPr>
-      <w:bookmarkStart w:id="21" w:name="_Toc229820730"/>
-      <w:r>
-        <w:t>4.1 Anggaran Biaya</w:t>
-      </w:r>
-      <w:bookmarkEnd w:id="21"/>
-      <w:r>
+        <w:spacing w:line="480" w:lineRule="auto"/>
+        <w:rPr>
+          <w:sz w:val="36"/>
+          <w:szCs w:val="36"/>
+        </w:rPr>
+      </w:pPr>
+      <w:bookmarkStart w:id="20" w:name="_Toc229820730"/>
+      <w:r>
+        <w:t xml:space="preserve">4.1 </w:t>
+      </w:r>
+      <w:r>
+        <w:rPr>
+          <w:sz w:val="36"/>
+          <w:szCs w:val="36"/>
+        </w:rPr>
+        <w:t>Anggaran Biaya</w:t>
+      </w:r>
+      <w:bookmarkEnd w:id="20"/>
+      <w:r>
+        <w:rPr>
+          <w:sz w:val="36"/>
+          <w:szCs w:val="36"/>
+        </w:rPr>
         <w:t xml:space="preserve"> </w:t>
       </w:r>
     </w:p>
@@ -6884,11 +6915,11 @@
       <w:pPr>
         <w:pStyle w:val="Tabel"/>
       </w:pPr>
-      <w:bookmarkStart w:id="22" w:name="_Toc229820804"/>
+      <w:bookmarkStart w:id="21" w:name="_Toc229820804"/>
       <w:r>
         <w:t>Tabel 4. 1. Format Rekapitulasi Rencana Anggaran Biaya</w:t>
       </w:r>
-      <w:bookmarkEnd w:id="22"/>
+      <w:bookmarkEnd w:id="21"/>
     </w:p>
     <w:tbl>
       <w:tblPr>
@@ -8563,7 +8594,16 @@
                 <w:color w:val="000000"/>
                 <w:szCs w:val="24"/>
               </w:rPr>
-              <w:t>Lain-lain (contoh: biaya komunikasi,  biaya bayar akses publikasi, dll) maksimal 15% dari jumlah dana yang  diusulkan</w:t>
+              <w:t xml:space="preserve">Lain-lain (contoh: biaya komunikasi,  biaya bayar akses </w:t>
+            </w:r>
+            <w:r>
+              <w:rPr>
+                <w:rFonts w:eastAsia="Times New Roman" w:cs="Times New Roman"/>
+                <w:color w:val="000000"/>
+                <w:szCs w:val="24"/>
+              </w:rPr>
+              <w:lastRenderedPageBreak/>
+              <w:t>publikasi, dll) maksimal 15% dari jumlah dana yang  diusulkan</w:t>
             </w:r>
           </w:p>
         </w:tc>
@@ -8602,6 +8642,7 @@
                 <w:color w:val="000000"/>
                 <w:szCs w:val="24"/>
               </w:rPr>
+              <w:lastRenderedPageBreak/>
               <w:t xml:space="preserve">Belmawa </w:t>
             </w:r>
           </w:p>
@@ -9562,11 +9603,11 @@
       <w:pPr>
         <w:pStyle w:val="Judul2"/>
       </w:pPr>
-      <w:bookmarkStart w:id="23" w:name="_Toc229820731"/>
+      <w:bookmarkStart w:id="22" w:name="_Toc229820731"/>
       <w:r>
         <w:t>4.2 Jadwal Kegiatan</w:t>
       </w:r>
-      <w:bookmarkEnd w:id="23"/>
+      <w:bookmarkEnd w:id="22"/>
       <w:r>
         <w:t xml:space="preserve"> </w:t>
       </w:r>
@@ -9575,11 +9616,11 @@
       <w:pPr>
         <w:pStyle w:val="Tabel"/>
       </w:pPr>
-      <w:bookmarkStart w:id="24" w:name="_Toc229820805"/>
+      <w:bookmarkStart w:id="23" w:name="_Toc229820805"/>
       <w:r>
         <w:t>Tabel 4. 2. Jadwal Kegiatan</w:t>
       </w:r>
-      <w:bookmarkEnd w:id="24"/>
+      <w:bookmarkEnd w:id="23"/>
     </w:p>
     <w:tbl>
       <w:tblPr>
@@ -10649,6 +10690,7 @@
                 <w:color w:val="000000"/>
                 <w:szCs w:val="24"/>
               </w:rPr>
+              <w:lastRenderedPageBreak/>
               <w:t xml:space="preserve">3 </w:t>
             </w:r>
           </w:p>
@@ -10914,7 +10956,6 @@
                 <w:color w:val="000000"/>
                 <w:szCs w:val="24"/>
               </w:rPr>
-              <w:lastRenderedPageBreak/>
               <w:t xml:space="preserve">4 </w:t>
             </w:r>
           </w:p>
@@ -12269,7 +12310,7 @@
           <w:szCs w:val="24"/>
         </w:rPr>
       </w:pPr>
-      <w:bookmarkStart w:id="25" w:name="_Toc229820732"/>
+      <w:bookmarkStart w:id="24" w:name="_Toc229820732"/>
       <w:r>
         <w:rPr>
           <w:rFonts w:cs="Times New Roman"/>
@@ -12278,7 +12319,7 @@
         <w:lastRenderedPageBreak/>
         <w:t>DAFTAR PUSTAKA</w:t>
       </w:r>
-      <w:bookmarkEnd w:id="25"/>
+      <w:bookmarkEnd w:id="24"/>
       <w:r>
         <w:rPr>
           <w:rFonts w:cs="Times New Roman"/>
@@ -12868,7 +12909,7 @@
           <w:szCs w:val="24"/>
         </w:rPr>
       </w:pPr>
-      <w:bookmarkStart w:id="26" w:name="_Toc229820733"/>
+      <w:bookmarkStart w:id="25" w:name="_Toc229820733"/>
       <w:r>
         <w:rPr>
           <w:rFonts w:cs="Times New Roman"/>
@@ -12877,7 +12918,7 @@
         <w:lastRenderedPageBreak/>
         <w:t>LAMPIRAN</w:t>
       </w:r>
-      <w:bookmarkEnd w:id="26"/>
+      <w:bookmarkEnd w:id="25"/>
       <w:r>
         <w:rPr>
           <w:rFonts w:cs="Times New Roman"/>
@@ -12889,14 +12930,15 @@
     <w:p>
       <w:pPr>
         <w:pStyle w:val="Lampiran"/>
-      </w:pPr>
-      <w:bookmarkStart w:id="27" w:name="_Toc229820734"/>
-      <w:bookmarkStart w:id="28" w:name="_Toc229820882"/>
+        <w:jc w:val="both"/>
+      </w:pPr>
+      <w:bookmarkStart w:id="26" w:name="_Toc229820734"/>
+      <w:bookmarkStart w:id="27" w:name="_Toc229820882"/>
       <w:r>
         <w:t>Lampiran 1. Biodata Ketua dan Anggota, serta Dosen Pendamping</w:t>
       </w:r>
+      <w:bookmarkEnd w:id="26"/>
       <w:bookmarkEnd w:id="27"/>
-      <w:bookmarkEnd w:id="28"/>
     </w:p>
     <w:p>
       <w:pPr>
@@ -12960,7 +13002,6 @@
         </w:pBdr>
         <w:spacing w:line="240" w:lineRule="auto"/>
         <w:ind w:right="644"/>
-        <w:jc w:val="right"/>
         <w:rPr>
           <w:rFonts w:eastAsia="Times New Roman" w:cs="Times New Roman"/>
           <w:color w:val="000000"/>
@@ -13043,7 +13084,6 @@
         </w:pBdr>
         <w:spacing w:line="240" w:lineRule="auto"/>
         <w:ind w:right="626"/>
-        <w:jc w:val="right"/>
         <w:rPr>
           <w:rFonts w:eastAsia="Times New Roman" w:cs="Times New Roman"/>
           <w:color w:val="000000"/>
@@ -13126,7 +13166,6 @@
         </w:pBdr>
         <w:spacing w:line="240" w:lineRule="auto"/>
         <w:ind w:right="635"/>
-        <w:jc w:val="right"/>
         <w:rPr>
           <w:rFonts w:eastAsia="Times New Roman" w:cs="Times New Roman"/>
           <w:color w:val="000000"/>
@@ -13209,7 +13248,6 @@
         </w:pBdr>
         <w:spacing w:line="240" w:lineRule="auto"/>
         <w:ind w:right="626"/>
-        <w:jc w:val="right"/>
         <w:rPr>
           <w:rFonts w:eastAsia="Times New Roman" w:cs="Times New Roman"/>
           <w:color w:val="000000"/>
@@ -13292,7 +13330,6 @@
         </w:pBdr>
         <w:spacing w:line="240" w:lineRule="auto"/>
         <w:ind w:right="634"/>
-        <w:jc w:val="right"/>
         <w:rPr>
           <w:rFonts w:eastAsia="Times New Roman" w:cs="Times New Roman"/>
           <w:color w:val="000000"/>
@@ -13375,7 +13412,6 @@
         </w:pBdr>
         <w:spacing w:line="240" w:lineRule="auto"/>
         <w:ind w:right="627"/>
-        <w:jc w:val="right"/>
         <w:rPr>
           <w:rFonts w:eastAsia="Times New Roman" w:cs="Times New Roman"/>
           <w:color w:val="000000"/>
@@ -13445,8 +13481,8 @@
           </wp:inline>
         </w:drawing>
       </w:r>
-      <w:bookmarkStart w:id="29" w:name="_Toc229820735"/>
-      <w:bookmarkStart w:id="30" w:name="_Toc229820883"/>
+      <w:bookmarkStart w:id="28" w:name="_Toc229820735"/>
+      <w:bookmarkStart w:id="29" w:name="_Toc229820883"/>
     </w:p>
     <w:p>
       <w:pPr>
@@ -13458,12 +13494,13 @@
     <w:p>
       <w:pPr>
         <w:pStyle w:val="Lampiran"/>
+        <w:jc w:val="both"/>
       </w:pPr>
       <w:r>
         <w:t>Lampiran 2. Justifikasi Anggaran Kegiatan</w:t>
       </w:r>
+      <w:bookmarkEnd w:id="28"/>
       <w:bookmarkEnd w:id="29"/>
-      <w:bookmarkEnd w:id="30"/>
     </w:p>
     <w:tbl>
       <w:tblPr>
@@ -16672,15 +16709,16 @@
     <w:p>
       <w:pPr>
         <w:pStyle w:val="Lampiran"/>
-      </w:pPr>
-      <w:bookmarkStart w:id="31" w:name="_Toc229820736"/>
-      <w:bookmarkStart w:id="32" w:name="_Toc229820884"/>
+        <w:jc w:val="both"/>
+      </w:pPr>
+      <w:bookmarkStart w:id="30" w:name="_Toc229820736"/>
+      <w:bookmarkStart w:id="31" w:name="_Toc229820884"/>
       <w:r>
         <w:lastRenderedPageBreak/>
         <w:t>Lampiran 3. Susunan Tim Pengusul dan Pembagian Tugas</w:t>
       </w:r>
+      <w:bookmarkEnd w:id="30"/>
       <w:bookmarkEnd w:id="31"/>
-      <w:bookmarkEnd w:id="32"/>
     </w:p>
     <w:tbl>
       <w:tblPr>
@@ -19824,15 +19862,16 @@
     <w:p>
       <w:pPr>
         <w:pStyle w:val="Lampiran"/>
-      </w:pPr>
-      <w:bookmarkStart w:id="33" w:name="_Toc229820737"/>
-      <w:bookmarkStart w:id="34" w:name="_Toc229820885"/>
+        <w:jc w:val="both"/>
+      </w:pPr>
+      <w:bookmarkStart w:id="32" w:name="_Toc229820737"/>
+      <w:bookmarkStart w:id="33" w:name="_Toc229820885"/>
       <w:r>
         <w:lastRenderedPageBreak/>
         <w:t>Lampiran 4. Surat Pernyataan Ketua Tim Pengusul</w:t>
       </w:r>
+      <w:bookmarkEnd w:id="32"/>
       <w:bookmarkEnd w:id="33"/>
-      <w:bookmarkEnd w:id="34"/>
     </w:p>
     <w:p>
       <w:pPr>
@@ -19923,15 +19962,16 @@
     <w:p>
       <w:pPr>
         <w:pStyle w:val="Lampiran"/>
-      </w:pPr>
-      <w:bookmarkStart w:id="35" w:name="_Toc229820738"/>
-      <w:bookmarkStart w:id="36" w:name="_Toc229820886"/>
+        <w:jc w:val="both"/>
+      </w:pPr>
+      <w:bookmarkStart w:id="34" w:name="_Toc229820738"/>
+      <w:bookmarkStart w:id="35" w:name="_Toc229820886"/>
       <w:r>
         <w:lastRenderedPageBreak/>
         <w:t>Lampiran 5. Gambaran Teknologi yang akan Dikembangkan</w:t>
       </w:r>
+      <w:bookmarkEnd w:id="34"/>
       <w:bookmarkEnd w:id="35"/>
-      <w:bookmarkEnd w:id="36"/>
       <w:r>
         <w:t xml:space="preserve"> </w:t>
       </w:r>
